--- a/klagomål/A 10092-2025 FSC-klagomål.docx
+++ b/klagomål/A 10092-2025 FSC-klagomål.docx
@@ -191,7 +191,7 @@
     </w:p>
     <w:p>
       <w:r>
-        <w:t>I avverkningsanmälan har följande 16 naturvårdsarter hittats: knärot (VU, §8), garnlav (NT), granticka (NT), harticka (NT), järpe (NT, §4), lunglav (NT), skrovellav (NT), spillkråka (NT, §4), tretåig hackspett (NT, §4), bårdlav (S), luddlav (S), norrlandslav (S), skinnlav (S), kungsfågel (§4), orre (§4) och tjäder (§4). Av dessa är 9 rödlistade. För rödlistade arter har rödlistekategorin angivits inom parentes. Arter som är signalarter enligt Skogsstyrelsen har markerats med (S). För fridlysta arter anges även paragrafen i Artskyddsförordningen som arten är fridlyst enligt.</w:t>
+        <w:t>I avverkningsanmälan har följande 17 naturvårdsarter hittats: knärot (VU, §8), garnlav (NT), granticka (NT), harticka (NT), järpe (NT, §4), lunglav (NT), skrovellav (NT), spillkråka (NT, §4), tretåig hackspett (NT, §4), ullticka (NT), bårdlav (S), luddlav (S), norrlandslav (S), skinnlav (S), kungsfågel (§4), orre (§4) och tjäder (§4). Av dessa är 10 rödlistade. För rödlistade arter har rödlistekategorin angivits inom parentes. Arter som är signalarter enligt Skogsstyrelsen har markerats med (S). För fridlysta arter anges även paragrafen i Artskyddsförordningen som arten är fridlyst enligt.</w:t>
       </w:r>
     </w:p>
     <w:p>
@@ -289,6 +289,35 @@
       </w:r>
     </w:p>
     <w:p>
+      <w:r>
+        <w:rPr>
+          <w:b/>
+        </w:rPr>
+        <w:t>Ullticka (NT)</w:t>
+      </w:r>
+      <w:r>
+        <w:t xml:space="preserve"> är knuten till restbestånd av barrnaturskog och förekommer med ett tydligt optimum i orörda eller måttligt påverkade gamla granskogar där det föreligger viss kontinuitet av grov död ved. Ullticka är en bra signalart inom hela sitt utbredningsområde och i södra Sverige är den sällsynt och en god signalart för skyddsvärda granskogsmiljöer. Den hotas av avverkning och fragmentering av naturskog och äldre granskog med lång trädkontinuitet. På ullticka kan ibland ulltickeporing (VU) påträffas - det är en sällsynt ticka som nyligen delats upp i tre olika arter: </w:t>
+      </w:r>
+      <w:r>
+        <w:rPr>
+          <w:i/>
+        </w:rPr>
+        <w:t xml:space="preserve">Skeletocutis brevispora </w:t>
+      </w:r>
+      <w:r>
+        <w:t>(ulltickeporing)</w:t>
+      </w:r>
+      <w:r>
+        <w:rPr>
+          <w:i/>
+        </w:rPr>
+        <w:t>, Skeletocutis delicata och Skeletocutis exilis</w:t>
+      </w:r>
+      <w:r>
+        <w:t>. De två sistnämnda arterna står för närvarande (2020) som ej bedömda i rödlistan (SLU Artdatabanken, 2024; Nitare &amp; Skogsstyrelsen, 2019; Miettinen &amp; Niemelä, 2018).</w:t>
+      </w:r>
+    </w:p>
+    <w:p>
       <w:pPr>
         <w:pStyle w:val="Heading1"/>
       </w:pPr>
@@ -339,7 +368,7 @@
     </w:p>
     <w:p>
       <w:r>
-        <w:t>I det avverkningsanmälda området finns 1 fyndplatser för knärot registrerade på Artportalen. Figur 2 visar gränserna för buffertzoner på 50 m, som behöver lämnas kring fyndplatserna för att knärotslokalerna inte ska försvinna vid en avverkning. Av det avverkningsanmälda området överlappar 0.77 ha med buffertzonerna och får av detta skäl inte avverkas.</w:t>
+        <w:t>I det avverkningsanmälda området finns 3 fyndplatser för knärot registrerade på Artportalen. Figur 2 visar gränserna för buffertzoner på 50 m, som behöver lämnas kring fyndplatserna för att knärotslokalerna inte ska försvinna vid en avverkning. Av det avverkningsanmälda området överlappar 1.57 ha med buffertzonerna och får av detta skäl inte avverkas.</w:t>
       </w:r>
     </w:p>
     <w:p>
@@ -527,7 +556,7 @@
         <w:rPr>
           <w:i/>
         </w:rPr>
-        <w:t>I det avverkningsanmälda skogsområdet har 16 naturvårdsarter varav 9 rödlistade arter sina livsmiljöer och växtplatser.</w:t>
+        <w:t>I det avverkningsanmälda skogsområdet har 17 naturvårdsarter varav 10 rödlistade arter sina livsmiljöer och växtplatser.</w:t>
       </w:r>
     </w:p>
     <w:p>
@@ -1376,7 +1405,7 @@
     <w:r>
       <w:tab/>
       <w:tab/>
-      <w:t>2025-04-10</w:t>
+      <w:t>2025-04-11</w:t>
       <w:br/>
       <w:br/>
     </w:r>

--- a/klagomål/A 10092-2025 FSC-klagomål.docx
+++ b/klagomål/A 10092-2025 FSC-klagomål.docx
@@ -1405,7 +1405,7 @@
     <w:r>
       <w:tab/>
       <w:tab/>
-      <w:t>2025-04-11</w:t>
+      <w:t>2025-04-12</w:t>
       <w:br/>
       <w:br/>
     </w:r>

--- a/klagomål/A 10092-2025 FSC-klagomål.docx
+++ b/klagomål/A 10092-2025 FSC-klagomål.docx
@@ -1405,7 +1405,7 @@
     <w:r>
       <w:tab/>
       <w:tab/>
-      <w:t>2025-04-12</w:t>
+      <w:t>2025-04-13</w:t>
       <w:br/>
       <w:br/>
     </w:r>

--- a/klagomål/A 10092-2025 FSC-klagomål.docx
+++ b/klagomål/A 10092-2025 FSC-klagomål.docx
@@ -442,7 +442,7 @@
         <w:t>Tretåig hackspett (NT, §4)</w:t>
       </w:r>
       <w:r>
-        <w:t xml:space="preserve"> är rödlistad som nära hotad och ingår i bilaga 1 i EU:s fågeldirektiv. Tretåig hackspett är för sin överlevnad beroende av kontinuerlig tillförsel av äldre döende och död ved, som sker genom naturliga självgallringsprocesser i äldre grannaturskogar och barrblandade naturskogar. Om en skog genom skogsbruk gallras eller glesas ur så upphör och uteblir i stort sett den naturliga självgallringsprocessen för mycket lång tid framöver vilket omöjliggör upprätthållandet av den kontinuerliga ekologiska funktionen i ett område. Det finns studier som visar att naturskogens självgallringsprocess som den tretåiga hackspetten är beroende av, inte kan ersättas med efterlämnad hänsyn i skogsbruket (Imbeau &amp; Desrochers, 2002). Storleken på häckningsreviret varierar med skogstypen, förekomsten av död ved och graden av fragmentering, men är i allmänhet i storleksordningen 25–100 hektar. Vintertid krävs ofta betydligt större områden och det finns studier som antyder att arten behöver minst 100 hektar äldre skog. I områden med låg bonitet kan det behövas över 200 hektar lämpligt habitat för att ett par ska kunna reproducera sig (Skogsstyrelsen, 2016).</w:t>
+        <w:t xml:space="preserve"> är rödlistad som nära hotad och ingår i bilaga 1 i EU:s fågeldirektiv. Tretåig hackspett är för sin överlevnad beroende av kontinuerlig tillförsel av äldre döende och död ved, som sker genom naturliga självgallringsprocesser i äldre grannaturskogar och barrblandade naturskogar. Om en skog genom skogsbruk gallras eller glesas ur så upphör och uteblir i stort sett den naturliga självgallringsprocessen för mycket lång tid framöver vilket omöjliggör upprätthållandet av den kontinuerliga ekologiska funktionen i ett område. Det finns studier som visar att naturskogens självgallringsprocess som den tretåiga hackspetten är beroende av, inte kan ersättas med efterlämnad hänsyn i skogsbruket (Imbeau &amp; Desrochers, 2002). Storleken på häckningsreviret varierar med skogstypen, förekomsten av död ved och graden av fragmentering, men är i allmänhet i storleksordningen 25–100 hektar. Vintertid krävs ofta betydligt större områden och det finns studier som antyder att arten behöver minst 100 hektar äldre skog. I områden med låg bonitet kan det behövas över 200 hektar lämpligt habitat för att ett par ska kunna reproducera sig. Områden med dokumenterad permanent förekomst i naturskogsmiljöer har vanligen så stora naturvärden att skogsbruk är olämpligt (Skogsstyrelsen, 2016).</w:t>
       </w:r>
     </w:p>
     <w:p>
@@ -1405,7 +1405,7 @@
     <w:r>
       <w:tab/>
       <w:tab/>
-      <w:t>2025-04-13</w:t>
+      <w:t>2025-04-14</w:t>
       <w:br/>
       <w:br/>
     </w:r>

--- a/klagomål/A 10092-2025 FSC-klagomål.docx
+++ b/klagomål/A 10092-2025 FSC-klagomål.docx
@@ -1405,7 +1405,7 @@
     <w:r>
       <w:tab/>
       <w:tab/>
-      <w:t>2025-04-14</w:t>
+      <w:t>2025-04-15</w:t>
       <w:br/>
       <w:br/>
     </w:r>

--- a/klagomål/A 10092-2025 FSC-klagomål.docx
+++ b/klagomål/A 10092-2025 FSC-klagomål.docx
@@ -1405,7 +1405,7 @@
     <w:r>
       <w:tab/>
       <w:tab/>
-      <w:t>2025-04-15</w:t>
+      <w:t>2025-04-16</w:t>
       <w:br/>
       <w:br/>
     </w:r>

--- a/klagomål/A 10092-2025 FSC-klagomål.docx
+++ b/klagomål/A 10092-2025 FSC-klagomål.docx
@@ -1405,7 +1405,7 @@
     <w:r>
       <w:tab/>
       <w:tab/>
-      <w:t>2025-04-16</w:t>
+      <w:t>2025-04-17</w:t>
       <w:br/>
       <w:br/>
     </w:r>

--- a/klagomål/A 10092-2025 FSC-klagomål.docx
+++ b/klagomål/A 10092-2025 FSC-klagomål.docx
@@ -1405,7 +1405,7 @@
     <w:r>
       <w:tab/>
       <w:tab/>
-      <w:t>2025-04-17</w:t>
+      <w:t>2025-04-18</w:t>
       <w:br/>
       <w:br/>
     </w:r>

--- a/klagomål/A 10092-2025 FSC-klagomål.docx
+++ b/klagomål/A 10092-2025 FSC-klagomål.docx
@@ -1405,7 +1405,7 @@
     <w:r>
       <w:tab/>
       <w:tab/>
-      <w:t>2025-04-18</w:t>
+      <w:t>2025-04-19</w:t>
       <w:br/>
       <w:br/>
     </w:r>

--- a/klagomål/A 10092-2025 FSC-klagomål.docx
+++ b/klagomål/A 10092-2025 FSC-klagomål.docx
@@ -1438,7 +1438,7 @@
     <w:r>
       <w:tab/>
       <w:tab/>
-      <w:t>2025-05-03</w:t>
+      <w:t>2025-05-04</w:t>
       <w:br/>
       <w:br/>
     </w:r>

--- a/klagomål/A 10092-2025 FSC-klagomål.docx
+++ b/klagomål/A 10092-2025 FSC-klagomål.docx
@@ -1438,7 +1438,7 @@
     <w:r>
       <w:tab/>
       <w:tab/>
-      <w:t>2025-05-04</w:t>
+      <w:t>2025-05-06</w:t>
       <w:br/>
       <w:br/>
     </w:r>

--- a/klagomål/A 10092-2025 FSC-klagomål.docx
+++ b/klagomål/A 10092-2025 FSC-klagomål.docx
@@ -1438,7 +1438,7 @@
     <w:r>
       <w:tab/>
       <w:tab/>
-      <w:t>2025-05-06</w:t>
+      <w:t>2025-05-07</w:t>
       <w:br/>
       <w:br/>
     </w:r>

--- a/klagomål/A 10092-2025 FSC-klagomål.docx
+++ b/klagomål/A 10092-2025 FSC-klagomål.docx
@@ -1438,7 +1438,7 @@
     <w:r>
       <w:tab/>
       <w:tab/>
-      <w:t>2025-05-07</w:t>
+      <w:t>2025-05-08</w:t>
       <w:br/>
       <w:br/>
     </w:r>

--- a/klagomål/A 10092-2025 FSC-klagomål.docx
+++ b/klagomål/A 10092-2025 FSC-klagomål.docx
@@ -1438,7 +1438,7 @@
     <w:r>
       <w:tab/>
       <w:tab/>
-      <w:t>2025-05-08</w:t>
+      <w:t>2025-05-09</w:t>
       <w:br/>
       <w:br/>
     </w:r>

--- a/klagomål/A 10092-2025 FSC-klagomål.docx
+++ b/klagomål/A 10092-2025 FSC-klagomål.docx
@@ -1438,7 +1438,7 @@
     <w:r>
       <w:tab/>
       <w:tab/>
-      <w:t>2025-05-09</w:t>
+      <w:t>2025-05-10</w:t>
       <w:br/>
       <w:br/>
     </w:r>

--- a/klagomål/A 10092-2025 FSC-klagomål.docx
+++ b/klagomål/A 10092-2025 FSC-klagomål.docx
@@ -1438,7 +1438,7 @@
     <w:r>
       <w:tab/>
       <w:tab/>
-      <w:t>2025-05-10</w:t>
+      <w:t>2025-05-11</w:t>
       <w:br/>
       <w:br/>
     </w:r>

--- a/klagomål/A 10092-2025 FSC-klagomål.docx
+++ b/klagomål/A 10092-2025 FSC-klagomål.docx
@@ -1438,7 +1438,7 @@
     <w:r>
       <w:tab/>
       <w:tab/>
-      <w:t>2025-05-11</w:t>
+      <w:t>2025-05-12</w:t>
       <w:br/>
       <w:br/>
     </w:r>

--- a/klagomål/A 10092-2025 FSC-klagomål.docx
+++ b/klagomål/A 10092-2025 FSC-klagomål.docx
@@ -1438,7 +1438,7 @@
     <w:r>
       <w:tab/>
       <w:tab/>
-      <w:t>2025-05-12</w:t>
+      <w:t>2025-05-13</w:t>
       <w:br/>
       <w:br/>
     </w:r>

--- a/klagomål/A 10092-2025 FSC-klagomål.docx
+++ b/klagomål/A 10092-2025 FSC-klagomål.docx
@@ -1438,7 +1438,7 @@
     <w:r>
       <w:tab/>
       <w:tab/>
-      <w:t>2025-05-13</w:t>
+      <w:t>2025-05-14</w:t>
       <w:br/>
       <w:br/>
     </w:r>

--- a/klagomål/A 10092-2025 FSC-klagomål.docx
+++ b/klagomål/A 10092-2025 FSC-klagomål.docx
@@ -1438,7 +1438,7 @@
     <w:r>
       <w:tab/>
       <w:tab/>
-      <w:t>2025-05-14</w:t>
+      <w:t>2025-05-15</w:t>
       <w:br/>
       <w:br/>
     </w:r>

--- a/klagomål/A 10092-2025 FSC-klagomål.docx
+++ b/klagomål/A 10092-2025 FSC-klagomål.docx
@@ -1438,7 +1438,7 @@
     <w:r>
       <w:tab/>
       <w:tab/>
-      <w:t>2025-05-15</w:t>
+      <w:t>2025-05-16</w:t>
       <w:br/>
       <w:br/>
     </w:r>

--- a/klagomål/A 10092-2025 FSC-klagomål.docx
+++ b/klagomål/A 10092-2025 FSC-klagomål.docx
@@ -1438,7 +1438,7 @@
     <w:r>
       <w:tab/>
       <w:tab/>
-      <w:t>2025-05-16</w:t>
+      <w:t>2025-05-17</w:t>
       <w:br/>
       <w:br/>
     </w:r>

--- a/klagomål/A 10092-2025 FSC-klagomål.docx
+++ b/klagomål/A 10092-2025 FSC-klagomål.docx
@@ -1438,7 +1438,7 @@
     <w:r>
       <w:tab/>
       <w:tab/>
-      <w:t>2025-05-17</w:t>
+      <w:t>2025-05-18</w:t>
       <w:br/>
       <w:br/>
     </w:r>

--- a/klagomål/A 10092-2025 FSC-klagomål.docx
+++ b/klagomål/A 10092-2025 FSC-klagomål.docx
@@ -1438,7 +1438,7 @@
     <w:r>
       <w:tab/>
       <w:tab/>
-      <w:t>2025-05-18</w:t>
+      <w:t>2025-05-19</w:t>
       <w:br/>
       <w:br/>
     </w:r>

--- a/klagomål/A 10092-2025 FSC-klagomål.docx
+++ b/klagomål/A 10092-2025 FSC-klagomål.docx
@@ -1438,7 +1438,7 @@
     <w:r>
       <w:tab/>
       <w:tab/>
-      <w:t>2025-05-19</w:t>
+      <w:t>2025-05-20</w:t>
       <w:br/>
       <w:br/>
     </w:r>

--- a/klagomål/A 10092-2025 FSC-klagomål.docx
+++ b/klagomål/A 10092-2025 FSC-klagomål.docx
@@ -1438,7 +1438,7 @@
     <w:r>
       <w:tab/>
       <w:tab/>
-      <w:t>2025-05-20</w:t>
+      <w:t>2025-05-21</w:t>
       <w:br/>
       <w:br/>
     </w:r>

--- a/klagomål/A 10092-2025 FSC-klagomål.docx
+++ b/klagomål/A 10092-2025 FSC-klagomål.docx
@@ -1438,7 +1438,7 @@
     <w:r>
       <w:tab/>
       <w:tab/>
-      <w:t>2025-05-21</w:t>
+      <w:t>2025-05-22</w:t>
       <w:br/>
       <w:br/>
     </w:r>

--- a/klagomål/A 10092-2025 FSC-klagomål.docx
+++ b/klagomål/A 10092-2025 FSC-klagomål.docx
@@ -1438,7 +1438,7 @@
     <w:r>
       <w:tab/>
       <w:tab/>
-      <w:t>2025-05-22</w:t>
+      <w:t>2025-05-23</w:t>
       <w:br/>
       <w:br/>
     </w:r>

--- a/klagomål/A 10092-2025 FSC-klagomål.docx
+++ b/klagomål/A 10092-2025 FSC-klagomål.docx
@@ -1438,7 +1438,7 @@
     <w:r>
       <w:tab/>
       <w:tab/>
-      <w:t>2025-05-23</w:t>
+      <w:t>2025-05-24</w:t>
       <w:br/>
       <w:br/>
     </w:r>

--- a/klagomål/A 10092-2025 FSC-klagomål.docx
+++ b/klagomål/A 10092-2025 FSC-klagomål.docx
@@ -1438,7 +1438,7 @@
     <w:r>
       <w:tab/>
       <w:tab/>
-      <w:t>2025-05-24</w:t>
+      <w:t>2025-05-25</w:t>
       <w:br/>
       <w:br/>
     </w:r>

--- a/klagomål/A 10092-2025 FSC-klagomål.docx
+++ b/klagomål/A 10092-2025 FSC-klagomål.docx
@@ -1438,7 +1438,7 @@
     <w:r>
       <w:tab/>
       <w:tab/>
-      <w:t>2025-05-25</w:t>
+      <w:t>2025-05-26</w:t>
       <w:br/>
       <w:br/>
     </w:r>

--- a/klagomål/A 10092-2025 FSC-klagomål.docx
+++ b/klagomål/A 10092-2025 FSC-klagomål.docx
@@ -1438,7 +1438,7 @@
     <w:r>
       <w:tab/>
       <w:tab/>
-      <w:t>2025-05-26</w:t>
+      <w:t>2025-05-27</w:t>
       <w:br/>
       <w:br/>
     </w:r>

--- a/klagomål/A 10092-2025 FSC-klagomål.docx
+++ b/klagomål/A 10092-2025 FSC-klagomål.docx
@@ -1438,7 +1438,7 @@
     <w:r>
       <w:tab/>
       <w:tab/>
-      <w:t>2025-05-27</w:t>
+      <w:t>2025-05-30</w:t>
       <w:br/>
       <w:br/>
     </w:r>

--- a/klagomål/A 10092-2025 FSC-klagomål.docx
+++ b/klagomål/A 10092-2025 FSC-klagomål.docx
@@ -1438,7 +1438,7 @@
     <w:r>
       <w:tab/>
       <w:tab/>
-      <w:t>2025-05-30</w:t>
+      <w:t>2025-06-01</w:t>
       <w:br/>
       <w:br/>
     </w:r>

--- a/klagomål/A 10092-2025 FSC-klagomål.docx
+++ b/klagomål/A 10092-2025 FSC-klagomål.docx
@@ -1438,7 +1438,7 @@
     <w:r>
       <w:tab/>
       <w:tab/>
-      <w:t>2025-06-01</w:t>
+      <w:t>2025-06-02</w:t>
       <w:br/>
       <w:br/>
     </w:r>

--- a/klagomål/A 10092-2025 FSC-klagomål.docx
+++ b/klagomål/A 10092-2025 FSC-klagomål.docx
@@ -1438,7 +1438,7 @@
     <w:r>
       <w:tab/>
       <w:tab/>
-      <w:t>2025-06-02</w:t>
+      <w:t>2025-06-03</w:t>
       <w:br/>
       <w:br/>
     </w:r>

--- a/klagomål/A 10092-2025 FSC-klagomål.docx
+++ b/klagomål/A 10092-2025 FSC-klagomål.docx
@@ -1438,7 +1438,7 @@
     <w:r>
       <w:tab/>
       <w:tab/>
-      <w:t>2025-06-03</w:t>
+      <w:t>2025-06-04</w:t>
       <w:br/>
       <w:br/>
     </w:r>

--- a/klagomål/A 10092-2025 FSC-klagomål.docx
+++ b/klagomål/A 10092-2025 FSC-klagomål.docx
@@ -1438,7 +1438,7 @@
     <w:r>
       <w:tab/>
       <w:tab/>
-      <w:t>2025-06-04</w:t>
+      <w:t>2025-06-05</w:t>
       <w:br/>
       <w:br/>
     </w:r>

--- a/klagomål/A 10092-2025 FSC-klagomål.docx
+++ b/klagomål/A 10092-2025 FSC-klagomål.docx
@@ -1438,7 +1438,7 @@
     <w:r>
       <w:tab/>
       <w:tab/>
-      <w:t>2025-06-13</w:t>
+      <w:t>2025-06-15</w:t>
       <w:br/>
       <w:br/>
     </w:r>

--- a/klagomål/A 10092-2025 FSC-klagomål.docx
+++ b/klagomål/A 10092-2025 FSC-klagomål.docx
@@ -1438,7 +1438,7 @@
     <w:r>
       <w:tab/>
       <w:tab/>
-      <w:t>2025-06-15</w:t>
+      <w:t>2025-06-16</w:t>
       <w:br/>
       <w:br/>
     </w:r>

--- a/klagomål/A 10092-2025 FSC-klagomål.docx
+++ b/klagomål/A 10092-2025 FSC-klagomål.docx
@@ -1438,7 +1438,7 @@
     <w:r>
       <w:tab/>
       <w:tab/>
-      <w:t>2025-06-16</w:t>
+      <w:t>2025-06-17</w:t>
       <w:br/>
       <w:br/>
     </w:r>

--- a/klagomål/A 10092-2025 FSC-klagomål.docx
+++ b/klagomål/A 10092-2025 FSC-klagomål.docx
@@ -1438,7 +1438,7 @@
     <w:r>
       <w:tab/>
       <w:tab/>
-      <w:t>2025-06-17</w:t>
+      <w:t>2025-06-18</w:t>
       <w:br/>
       <w:br/>
     </w:r>

--- a/klagomål/A 10092-2025 FSC-klagomål.docx
+++ b/klagomål/A 10092-2025 FSC-klagomål.docx
@@ -1438,7 +1438,7 @@
     <w:r>
       <w:tab/>
       <w:tab/>
-      <w:t>2025-06-18</w:t>
+      <w:t>2025-06-19</w:t>
       <w:br/>
       <w:br/>
     </w:r>

--- a/klagomål/A 10092-2025 FSC-klagomål.docx
+++ b/klagomål/A 10092-2025 FSC-klagomål.docx
@@ -1438,7 +1438,7 @@
     <w:r>
       <w:tab/>
       <w:tab/>
-      <w:t>2025-06-19</w:t>
+      <w:t>2025-06-20</w:t>
       <w:br/>
       <w:br/>
     </w:r>

--- a/klagomål/A 10092-2025 FSC-klagomål.docx
+++ b/klagomål/A 10092-2025 FSC-klagomål.docx
@@ -1438,7 +1438,7 @@
     <w:r>
       <w:tab/>
       <w:tab/>
-      <w:t>2025-06-20</w:t>
+      <w:t>2025-06-21</w:t>
       <w:br/>
       <w:br/>
     </w:r>

--- a/klagomål/A 10092-2025 FSC-klagomål.docx
+++ b/klagomål/A 10092-2025 FSC-klagomål.docx
@@ -1438,7 +1438,7 @@
     <w:r>
       <w:tab/>
       <w:tab/>
-      <w:t>2025-06-21</w:t>
+      <w:t>2025-06-22</w:t>
       <w:br/>
       <w:br/>
     </w:r>

--- a/klagomål/A 10092-2025 FSC-klagomål.docx
+++ b/klagomål/A 10092-2025 FSC-klagomål.docx
@@ -1438,7 +1438,7 @@
     <w:r>
       <w:tab/>
       <w:tab/>
-      <w:t>2025-06-22</w:t>
+      <w:t>2025-06-23</w:t>
       <w:br/>
       <w:br/>
     </w:r>

--- a/klagomål/A 10092-2025 FSC-klagomål.docx
+++ b/klagomål/A 10092-2025 FSC-klagomål.docx
@@ -1438,7 +1438,7 @@
     <w:r>
       <w:tab/>
       <w:tab/>
-      <w:t>2025-06-23</w:t>
+      <w:t>2025-06-24</w:t>
       <w:br/>
       <w:br/>
     </w:r>

--- a/klagomål/A 10092-2025 FSC-klagomål.docx
+++ b/klagomål/A 10092-2025 FSC-klagomål.docx
@@ -1438,7 +1438,7 @@
     <w:r>
       <w:tab/>
       <w:tab/>
-      <w:t>2025-06-24</w:t>
+      <w:t>2025-06-25</w:t>
       <w:br/>
       <w:br/>
     </w:r>

--- a/klagomål/A 10092-2025 FSC-klagomål.docx
+++ b/klagomål/A 10092-2025 FSC-klagomål.docx
@@ -1438,7 +1438,7 @@
     <w:r>
       <w:tab/>
       <w:tab/>
-      <w:t>2025-06-25</w:t>
+      <w:t>2025-06-26</w:t>
       <w:br/>
       <w:br/>
     </w:r>

--- a/klagomål/A 10092-2025 FSC-klagomål.docx
+++ b/klagomål/A 10092-2025 FSC-klagomål.docx
@@ -1438,7 +1438,7 @@
     <w:r>
       <w:tab/>
       <w:tab/>
-      <w:t>2025-06-26</w:t>
+      <w:t>2025-06-27</w:t>
       <w:br/>
       <w:br/>
     </w:r>

--- a/klagomål/A 10092-2025 FSC-klagomål.docx
+++ b/klagomål/A 10092-2025 FSC-klagomål.docx
@@ -1438,7 +1438,7 @@
     <w:r>
       <w:tab/>
       <w:tab/>
-      <w:t>2025-06-27</w:t>
+      <w:t>2025-06-28</w:t>
       <w:br/>
       <w:br/>
     </w:r>

--- a/klagomål/A 10092-2025 FSC-klagomål.docx
+++ b/klagomål/A 10092-2025 FSC-klagomål.docx
@@ -1438,7 +1438,7 @@
     <w:r>
       <w:tab/>
       <w:tab/>
-      <w:t>2025-06-28</w:t>
+      <w:t>2025-06-29</w:t>
       <w:br/>
       <w:br/>
     </w:r>

--- a/klagomål/A 10092-2025 FSC-klagomål.docx
+++ b/klagomål/A 10092-2025 FSC-klagomål.docx
@@ -1438,7 +1438,7 @@
     <w:r>
       <w:tab/>
       <w:tab/>
-      <w:t>2025-06-29</w:t>
+      <w:t>2025-06-30</w:t>
       <w:br/>
       <w:br/>
     </w:r>

--- a/klagomål/A 10092-2025 FSC-klagomål.docx
+++ b/klagomål/A 10092-2025 FSC-klagomål.docx
@@ -1438,7 +1438,7 @@
     <w:r>
       <w:tab/>
       <w:tab/>
-      <w:t>2025-06-30</w:t>
+      <w:t>2025-07-01</w:t>
       <w:br/>
       <w:br/>
     </w:r>

--- a/klagomål/A 10092-2025 FSC-klagomål.docx
+++ b/klagomål/A 10092-2025 FSC-klagomål.docx
@@ -1438,7 +1438,7 @@
     <w:r>
       <w:tab/>
       <w:tab/>
-      <w:t>2025-07-01</w:t>
+      <w:t>2025-07-02</w:t>
       <w:br/>
       <w:br/>
     </w:r>

--- a/klagomål/A 10092-2025 FSC-klagomål.docx
+++ b/klagomål/A 10092-2025 FSC-klagomål.docx
@@ -1438,7 +1438,7 @@
     <w:r>
       <w:tab/>
       <w:tab/>
-      <w:t>2025-07-02</w:t>
+      <w:t>2025-07-03</w:t>
       <w:br/>
       <w:br/>
     </w:r>

--- a/klagomål/A 10092-2025 FSC-klagomål.docx
+++ b/klagomål/A 10092-2025 FSC-klagomål.docx
@@ -1438,7 +1438,7 @@
     <w:r>
       <w:tab/>
       <w:tab/>
-      <w:t>2025-07-03</w:t>
+      <w:t>2025-07-04</w:t>
       <w:br/>
       <w:br/>
     </w:r>

--- a/klagomål/A 10092-2025 FSC-klagomål.docx
+++ b/klagomål/A 10092-2025 FSC-klagomål.docx
@@ -1438,7 +1438,7 @@
     <w:r>
       <w:tab/>
       <w:tab/>
-      <w:t>2025-07-04</w:t>
+      <w:t>2025-07-05</w:t>
       <w:br/>
       <w:br/>
     </w:r>

--- a/klagomål/A 10092-2025 FSC-klagomål.docx
+++ b/klagomål/A 10092-2025 FSC-klagomål.docx
@@ -1438,7 +1438,7 @@
     <w:r>
       <w:tab/>
       <w:tab/>
-      <w:t>2025-07-05</w:t>
+      <w:t>2025-07-06</w:t>
       <w:br/>
       <w:br/>
     </w:r>

--- a/klagomål/A 10092-2025 FSC-klagomål.docx
+++ b/klagomål/A 10092-2025 FSC-klagomål.docx
@@ -1438,7 +1438,7 @@
     <w:r>
       <w:tab/>
       <w:tab/>
-      <w:t>2025-07-06</w:t>
+      <w:t>2025-07-07</w:t>
       <w:br/>
       <w:br/>
     </w:r>

--- a/klagomål/A 10092-2025 FSC-klagomål.docx
+++ b/klagomål/A 10092-2025 FSC-klagomål.docx
@@ -1438,7 +1438,7 @@
     <w:r>
       <w:tab/>
       <w:tab/>
-      <w:t>2025-07-07</w:t>
+      <w:t>2025-07-08</w:t>
       <w:br/>
       <w:br/>
     </w:r>

--- a/klagomål/A 10092-2025 FSC-klagomål.docx
+++ b/klagomål/A 10092-2025 FSC-klagomål.docx
@@ -287,7 +287,25 @@
         <w:t>Lunglav (NT)</w:t>
       </w:r>
       <w:r>
-        <w:t xml:space="preserve"> är en av vårt lands främsta signalarter som överallt indikerar gamla lövträd, skogsbestånd med höga naturvärden och ekosystem med lång skoglig kontinuitet. Lokalt kan förekomsten vara mycket riklig men den hittas nästan enbart i gamla och ej slutavverkade skogar. Artens samtliga förekomster bör uppmärksammas från naturvårdssynpunkt, då många lokaler även hyser andra ovanliga och rödlistade arter. Rikliga förekomster bör skyddas med biotopskydd, frivilliga avsättningar eller reservat (SLU Artdatabanken, 2024; Nitare &amp; Skogsstyrelsen, 2019).</w:t>
+        <w:t xml:space="preserve"> är en av vårt lands främsta signalarter som överallt indikerar gamla lövträd, skogsbestånd med höga naturvärden och ekosystem med lång skoglig kontinuitet. Lokalt kan förekomsten vara mycket riklig men den hittas nästan enbart i gamla och ej slutavverkade skogar. Artens samtliga förekomster bör uppmärksammas från naturvårdssynpunkt, då många lokaler även hyser andra ovanliga och rödlistade arter. Rikliga förekomster bör skyddas med biotopskydd, frivilliga avsättningar eller reservat. Det finns ett antal sällsynta lavparasiter som växer på lunglav: lunglavsknapp (VU), skrovelmössing (DD), lunglavshårprick (DD), </w:t>
+      </w:r>
+      <w:r>
+        <w:rPr>
+          <w:i/>
+        </w:rPr>
+        <w:t>Calycina alstrupii</w:t>
+      </w:r>
+      <w:r>
+        <w:t xml:space="preserve"> (NA) och </w:t>
+      </w:r>
+      <w:r>
+        <w:rPr>
+          <w:i/>
+        </w:rPr>
+        <w:t>Chalara lobariae</w:t>
+      </w:r>
+      <w:r>
+        <w:t xml:space="preserve"> (NA) (SLU Artdatabanken, 2025; SLU Artdatabanken, 2024; Nitare &amp; Skogsstyrelsen, 2019).</w:t>
       </w:r>
     </w:p>
     <w:p>
@@ -1010,7 +1028,7 @@
         <w:t>Plectocarpon lichenum</w:t>
       </w:r>
       <w:r>
-        <w:t xml:space="preserve"> (VU). Det finns ytterligare två rödlistade parasiter vilka bara förekommer på lunglav, Skrovelmössing </w:t>
+        <w:t xml:space="preserve"> (VU). Det finns ytterligare ett antal parasiter vilka bara förekommer på lunglav: Skrovelmössing </w:t>
       </w:r>
       <w:r>
         <w:rPr>
@@ -1028,7 +1046,25 @@
         <w:t>Niesslia lobariae</w:t>
       </w:r>
       <w:r>
-        <w:t xml:space="preserve"> (rödlistad som Kunskapsbrist DD). Skrovelmössing (DD) har små svarta apothecier och bruna, 1-septerade sporer och Lunglavshårprick (DD) har brunhåriga perithecier och färglösa, 1-septerade sporer (SLU Artdatabanken, 2024; Nitare &amp; Skogsstyrelsen, 2019).</w:t>
+        <w:t xml:space="preserve"> (rödlistad som Kunskapsbrist DD). Skrovelmössing (DD) har små svarta apothecier och bruna, 1-septerade sporer och Lunglavshårprick (DD) har brunhåriga perithecier och färglösa, 1-septerade sporer. Nyligen har ytterligare två lavparasiter påträffats i Sverige som växer på lunglav: </w:t>
+      </w:r>
+      <w:r>
+        <w:rPr>
+          <w:i/>
+        </w:rPr>
+        <w:t>Calycina alstrupii</w:t>
+      </w:r>
+      <w:r>
+        <w:t xml:space="preserve"> (NA) och </w:t>
+      </w:r>
+      <w:r>
+        <w:rPr>
+          <w:i/>
+        </w:rPr>
+        <w:t>Chalara lobariae</w:t>
+      </w:r>
+      <w:r>
+        <w:t xml:space="preserve"> (NA) (SLU Artdatabanken, 2025; SLU Artdatabanken, 2024; Nitare &amp; Skogsstyrelsen, 2019).</w:t>
       </w:r>
     </w:p>
     <w:p>
@@ -1065,6 +1101,20 @@
       </w:r>
       <w:r>
         <w:t>SLU Artdatabanken, Uppsala.</w:t>
+      </w:r>
+    </w:p>
+    <w:p>
+      <w:r>
+        <w:t xml:space="preserve">SLU Artdatabanken, 2025. </w:t>
+      </w:r>
+      <w:r>
+        <w:rPr>
+          <w:i/>
+        </w:rPr>
+        <w:t xml:space="preserve">Över 20 nya lavparasiter för Sverige. </w:t>
+      </w:r>
+      <w:r>
+        <w:t>https://www.slu.se/artdatabanken/arter-och-natur/artiklar/over-20-nya-lavparasiter-for-sverige/</w:t>
       </w:r>
     </w:p>
     <w:p>
@@ -1438,7 +1488,7 @@
     <w:r>
       <w:tab/>
       <w:tab/>
-      <w:t>2025-07-08</w:t>
+      <w:t>2025-07-09</w:t>
       <w:br/>
       <w:br/>
     </w:r>

--- a/klagomål/A 10092-2025 FSC-klagomål.docx
+++ b/klagomål/A 10092-2025 FSC-klagomål.docx
@@ -1488,7 +1488,7 @@
     <w:r>
       <w:tab/>
       <w:tab/>
-      <w:t>2025-07-09</w:t>
+      <w:t>2025-07-11</w:t>
       <w:br/>
       <w:br/>
     </w:r>

--- a/klagomål/A 10092-2025 FSC-klagomål.docx
+++ b/klagomål/A 10092-2025 FSC-klagomål.docx
@@ -1488,7 +1488,7 @@
     <w:r>
       <w:tab/>
       <w:tab/>
-      <w:t>2025-07-11</w:t>
+      <w:t>2025-07-12</w:t>
       <w:br/>
       <w:br/>
     </w:r>

--- a/klagomål/A 10092-2025 FSC-klagomål.docx
+++ b/klagomål/A 10092-2025 FSC-klagomål.docx
@@ -1526,7 +1526,7 @@
     <w:r>
       <w:tab/>
       <w:tab/>
-      <w:t>2025-08-06</w:t>
+      <w:t>2025-08-09</w:t>
       <w:br/>
       <w:br/>
     </w:r>

--- a/klagomål/A 10092-2025 FSC-klagomål.docx
+++ b/klagomål/A 10092-2025 FSC-klagomål.docx
@@ -168,7 +168,7 @@
     </w:p>
     <w:p>
       <w:r>
-        <w:t>Detta dokument behandlar höga naturvärden i avverkningsanmälan A 10092-2025 i Strömsunds kommun. Denna avverkningsanmälan inkom 2025-03-03 och omfattar 59,9 ha.</w:t>
+        <w:t>Detta dokument behandlar höga naturvärden i avverkningsanmälan A 10092-2025 i Strömsunds kommun. Denna avverkningsanmälan inkom 2025-03-03 13:46:35 och omfattar 59,9 ha.</w:t>
       </w:r>
     </w:p>
     <w:p>

--- a/klagomål/A 10092-2025 FSC-klagomål.docx
+++ b/klagomål/A 10092-2025 FSC-klagomål.docx
@@ -1526,7 +1526,7 @@
     <w:r>
       <w:tab/>
       <w:tab/>
-      <w:t>2025-08-09</w:t>
+      <w:t>2025-08-10</w:t>
       <w:br/>
       <w:br/>
     </w:r>

--- a/klagomål/A 10092-2025 FSC-klagomål.docx
+++ b/klagomål/A 10092-2025 FSC-klagomål.docx
@@ -1526,7 +1526,7 @@
     <w:r>
       <w:tab/>
       <w:tab/>
-      <w:t>2025-08-10</w:t>
+      <w:t>2025-08-11</w:t>
       <w:br/>
       <w:br/>
     </w:r>

--- a/klagomål/A 10092-2025 FSC-klagomål.docx
+++ b/klagomål/A 10092-2025 FSC-klagomål.docx
@@ -1526,7 +1526,7 @@
     <w:r>
       <w:tab/>
       <w:tab/>
-      <w:t>2025-08-11</w:t>
+      <w:t>2025-08-12</w:t>
       <w:br/>
       <w:br/>
     </w:r>

--- a/klagomål/A 10092-2025 FSC-klagomål.docx
+++ b/klagomål/A 10092-2025 FSC-klagomål.docx
@@ -1526,7 +1526,7 @@
     <w:r>
       <w:tab/>
       <w:tab/>
-      <w:t>2025-08-12</w:t>
+      <w:t>2025-08-13</w:t>
       <w:br/>
       <w:br/>
     </w:r>

--- a/klagomål/A 10092-2025 FSC-klagomål.docx
+++ b/klagomål/A 10092-2025 FSC-klagomål.docx
@@ -1526,7 +1526,7 @@
     <w:r>
       <w:tab/>
       <w:tab/>
-      <w:t>2025-08-13</w:t>
+      <w:t>2025-08-14</w:t>
       <w:br/>
       <w:br/>
     </w:r>

--- a/klagomål/A 10092-2025 FSC-klagomål.docx
+++ b/klagomål/A 10092-2025 FSC-klagomål.docx
@@ -1526,7 +1526,7 @@
     <w:r>
       <w:tab/>
       <w:tab/>
-      <w:t>2025-08-14</w:t>
+      <w:t>2025-08-15</w:t>
       <w:br/>
       <w:br/>
     </w:r>

--- a/klagomål/A 10092-2025 FSC-klagomål.docx
+++ b/klagomål/A 10092-2025 FSC-klagomål.docx
@@ -1526,7 +1526,7 @@
     <w:r>
       <w:tab/>
       <w:tab/>
-      <w:t>2025-08-15</w:t>
+      <w:t>2025-08-16</w:t>
       <w:br/>
       <w:br/>
     </w:r>

--- a/klagomål/A 10092-2025 FSC-klagomål.docx
+++ b/klagomål/A 10092-2025 FSC-klagomål.docx
@@ -1526,7 +1526,7 @@
     <w:r>
       <w:tab/>
       <w:tab/>
-      <w:t>2025-08-16</w:t>
+      <w:t>2025-08-17</w:t>
       <w:br/>
       <w:br/>
     </w:r>

--- a/klagomål/A 10092-2025 FSC-klagomål.docx
+++ b/klagomål/A 10092-2025 FSC-klagomål.docx
@@ -1526,7 +1526,7 @@
     <w:r>
       <w:tab/>
       <w:tab/>
-      <w:t>2025-08-17</w:t>
+      <w:t>2025-08-18</w:t>
       <w:br/>
       <w:br/>
     </w:r>

--- a/klagomål/A 10092-2025 FSC-klagomål.docx
+++ b/klagomål/A 10092-2025 FSC-klagomål.docx
@@ -1526,7 +1526,7 @@
     <w:r>
       <w:tab/>
       <w:tab/>
-      <w:t>2025-08-18</w:t>
+      <w:t>2025-08-19</w:t>
       <w:br/>
       <w:br/>
     </w:r>

--- a/klagomål/A 10092-2025 FSC-klagomål.docx
+++ b/klagomål/A 10092-2025 FSC-klagomål.docx
@@ -1526,7 +1526,7 @@
     <w:r>
       <w:tab/>
       <w:tab/>
-      <w:t>2025-08-19</w:t>
+      <w:t>2025-08-20</w:t>
       <w:br/>
       <w:br/>
     </w:r>

--- a/klagomål/A 10092-2025 FSC-klagomål.docx
+++ b/klagomål/A 10092-2025 FSC-klagomål.docx
@@ -1526,7 +1526,7 @@
     <w:r>
       <w:tab/>
       <w:tab/>
-      <w:t>2025-08-20</w:t>
+      <w:t>2025-08-21</w:t>
       <w:br/>
       <w:br/>
     </w:r>

--- a/klagomål/A 10092-2025 FSC-klagomål.docx
+++ b/klagomål/A 10092-2025 FSC-klagomål.docx
@@ -1526,7 +1526,7 @@
     <w:r>
       <w:tab/>
       <w:tab/>
-      <w:t>2025-08-21</w:t>
+      <w:t>2025-08-22</w:t>
       <w:br/>
       <w:br/>
     </w:r>

--- a/klagomål/A 10092-2025 FSC-klagomål.docx
+++ b/klagomål/A 10092-2025 FSC-klagomål.docx
@@ -1526,7 +1526,7 @@
     <w:r>
       <w:tab/>
       <w:tab/>
-      <w:t>2025-08-22</w:t>
+      <w:t>2025-08-23</w:t>
       <w:br/>
       <w:br/>
     </w:r>

--- a/klagomål/A 10092-2025 FSC-klagomål.docx
+++ b/klagomål/A 10092-2025 FSC-klagomål.docx
@@ -1526,7 +1526,7 @@
     <w:r>
       <w:tab/>
       <w:tab/>
-      <w:t>2025-08-23</w:t>
+      <w:t>2025-08-24</w:t>
       <w:br/>
       <w:br/>
     </w:r>

--- a/klagomål/A 10092-2025 FSC-klagomål.docx
+++ b/klagomål/A 10092-2025 FSC-klagomål.docx
@@ -1526,7 +1526,7 @@
     <w:r>
       <w:tab/>
       <w:tab/>
-      <w:t>2025-08-24</w:t>
+      <w:t>2025-08-25</w:t>
       <w:br/>
       <w:br/>
     </w:r>

--- a/klagomål/A 10092-2025 FSC-klagomål.docx
+++ b/klagomål/A 10092-2025 FSC-klagomål.docx
@@ -1526,7 +1526,7 @@
     <w:r>
       <w:tab/>
       <w:tab/>
-      <w:t>2025-08-25</w:t>
+      <w:t>2025-08-26</w:t>
       <w:br/>
       <w:br/>
     </w:r>

--- a/klagomål/A 10092-2025 FSC-klagomål.docx
+++ b/klagomål/A 10092-2025 FSC-klagomål.docx
@@ -1526,7 +1526,7 @@
     <w:r>
       <w:tab/>
       <w:tab/>
-      <w:t>2025-08-26</w:t>
+      <w:t>2025-08-30</w:t>
       <w:br/>
       <w:br/>
     </w:r>

--- a/klagomål/A 10092-2025 FSC-klagomål.docx
+++ b/klagomål/A 10092-2025 FSC-klagomål.docx
@@ -1526,7 +1526,7 @@
     <w:r>
       <w:tab/>
       <w:tab/>
-      <w:t>2025-08-30</w:t>
+      <w:t>2025-08-31</w:t>
       <w:br/>
       <w:br/>
     </w:r>

--- a/klagomål/A 10092-2025 FSC-klagomål.docx
+++ b/klagomål/A 10092-2025 FSC-klagomål.docx
@@ -1526,7 +1526,7 @@
     <w:r>
       <w:tab/>
       <w:tab/>
-      <w:t>2025-08-31</w:t>
+      <w:t>2025-09-01</w:t>
       <w:br/>
       <w:br/>
     </w:r>

--- a/klagomål/A 10092-2025 FSC-klagomål.docx
+++ b/klagomål/A 10092-2025 FSC-klagomål.docx
@@ -1526,7 +1526,7 @@
     <w:r>
       <w:tab/>
       <w:tab/>
-      <w:t>2025-09-01</w:t>
+      <w:t>2025-09-04</w:t>
       <w:br/>
       <w:br/>
     </w:r>

--- a/klagomål/A 10092-2025 FSC-klagomål.docx
+++ b/klagomål/A 10092-2025 FSC-klagomål.docx
@@ -1526,7 +1526,7 @@
     <w:r>
       <w:tab/>
       <w:tab/>
-      <w:t>2025-09-04</w:t>
+      <w:t>2025-09-05</w:t>
       <w:br/>
       <w:br/>
     </w:r>

--- a/klagomål/A 10092-2025 FSC-klagomål.docx
+++ b/klagomål/A 10092-2025 FSC-klagomål.docx
@@ -1526,7 +1526,7 @@
     <w:r>
       <w:tab/>
       <w:tab/>
-      <w:t>2025-09-05</w:t>
+      <w:t>2025-09-07</w:t>
       <w:br/>
       <w:br/>
     </w:r>

--- a/klagomål/A 10092-2025 FSC-klagomål.docx
+++ b/klagomål/A 10092-2025 FSC-klagomål.docx
@@ -1526,7 +1526,7 @@
     <w:r>
       <w:tab/>
       <w:tab/>
-      <w:t>2025-09-07</w:t>
+      <w:t>2025-09-08</w:t>
       <w:br/>
       <w:br/>
     </w:r>

--- a/klagomål/A 10092-2025 FSC-klagomål.docx
+++ b/klagomål/A 10092-2025 FSC-klagomål.docx
@@ -1526,7 +1526,7 @@
     <w:r>
       <w:tab/>
       <w:tab/>
-      <w:t>2025-09-08</w:t>
+      <w:t>2025-09-10</w:t>
       <w:br/>
       <w:br/>
     </w:r>

--- a/klagomål/A 10092-2025 FSC-klagomål.docx
+++ b/klagomål/A 10092-2025 FSC-klagomål.docx
@@ -1526,7 +1526,7 @@
     <w:r>
       <w:tab/>
       <w:tab/>
-      <w:t>2025-09-10</w:t>
+      <w:t>2025-09-11</w:t>
       <w:br/>
       <w:br/>
     </w:r>

--- a/klagomål/A 10092-2025 FSC-klagomål.docx
+++ b/klagomål/A 10092-2025 FSC-klagomål.docx
@@ -1526,7 +1526,7 @@
     <w:r>
       <w:tab/>
       <w:tab/>
-      <w:t>2025-09-11</w:t>
+      <w:t>2025-09-12</w:t>
       <w:br/>
       <w:br/>
     </w:r>

--- a/klagomål/A 10092-2025 FSC-klagomål.docx
+++ b/klagomål/A 10092-2025 FSC-klagomål.docx
@@ -1526,7 +1526,7 @@
     <w:r>
       <w:tab/>
       <w:tab/>
-      <w:t>2025-09-12</w:t>
+      <w:t>2025-09-13</w:t>
       <w:br/>
       <w:br/>
     </w:r>

--- a/klagomål/A 10092-2025 FSC-klagomål.docx
+++ b/klagomål/A 10092-2025 FSC-klagomål.docx
@@ -1526,7 +1526,7 @@
     <w:r>
       <w:tab/>
       <w:tab/>
-      <w:t>2025-09-13</w:t>
+      <w:t>2025-09-14</w:t>
       <w:br/>
       <w:br/>
     </w:r>

--- a/klagomål/A 10092-2025 FSC-klagomål.docx
+++ b/klagomål/A 10092-2025 FSC-klagomål.docx
@@ -414,7 +414,25 @@
         <w:t>Knärot (VU, §8)</w:t>
       </w:r>
       <w:r>
-        <w:t xml:space="preserve"> är rödlistad som sårbar och fridlyst enligt 8§ artskyddsförordningen. En nyligen genomförd analys av 79 floraväktarlokaler indikerar att det behövs någonstans mellan 100 och 150 meters skyddszon för att en knärotspopulation inte ska dö ut på lång sikt (Sebestyén &amp; Sundberg, 2025). Detta ligger väl i linje med tidigare genomförda studier som visar att det krävs väl tilltagna buffertzoner för att knäroten inte ska ta skada av skogsbruksåtgärder i intilliggande skog (Johnson, 2014; Koelmeijer m.fl., 2022; Skogsstyrelsen, 2022). Arten är även känslig för gallring vilket framgår av Skogsstyrelsens egen vägledning för hänsyn till knärot (Skogsstyrelsen, 2022). För rika förekomster av knärot är reservatsbildning eller biotopskydd lämpliga åtgärder för att skydda den (SLU Artdatabanken, 2024).</w:t>
+        <w:t xml:space="preserve"> är rödlistad som sårbar och fridlyst enligt 8§ artskyddsförordningen. En nyligen genomförd analys av 79 floraväktarlokaler indikerar att det behövs någonstans mellan 100 och 150 meters skyddszon för att en knärotspopulation inte ska dö ut på lång sikt (Sebestyén &amp; Sundberg, 2025). Detta ligger väl i linje med tidigare genomförda studier som visar att det krävs väl tilltagna buffertzoner för att knäroten inte ska ta skada av skogsbruksåtgärder i intilliggande skog (Johnson, 2014; Koelmeijer m.fl., 2022; Skogsstyrelsen, 2022). Arten är även känslig för gallring vilket framgår av Skogsstyrelsens egen vägledning för hänsyn till knärot (Skogsstyrelsen, 2022). För rika förekomster av knärot är reservatsbildning eller biotopskydd lämpliga åtgärder för att skydda den. På knärot kan den sällsynta rostsvampen </w:t>
+      </w:r>
+      <w:r>
+        <w:rPr>
+          <w:i/>
+        </w:rPr>
+        <w:t>Pucciniastrum goodyerae</w:t>
+      </w:r>
+      <w:r>
+        <w:t xml:space="preserve"> påträffas. </w:t>
+      </w:r>
+      <w:r>
+        <w:rPr>
+          <w:i/>
+        </w:rPr>
+        <w:t>Pucciniastrum goodyerae</w:t>
+      </w:r>
+      <w:r>
+        <w:t xml:space="preserve"> är klassad som NE (ej bedömd) i rödlistan(SLU Artdatabanken, 2024).</w:t>
       </w:r>
     </w:p>
     <w:p>
@@ -1526,7 +1544,7 @@
     <w:r>
       <w:tab/>
       <w:tab/>
-      <w:t>2025-09-14</w:t>
+      <w:t>2025-09-15</w:t>
       <w:br/>
       <w:br/>
     </w:r>

--- a/klagomål/A 10092-2025 FSC-klagomål.docx
+++ b/klagomål/A 10092-2025 FSC-klagomål.docx
@@ -1544,7 +1544,7 @@
     <w:r>
       <w:tab/>
       <w:tab/>
-      <w:t>2025-09-15</w:t>
+      <w:t>2025-09-16</w:t>
       <w:br/>
       <w:br/>
     </w:r>

--- a/klagomål/A 10092-2025 FSC-klagomål.docx
+++ b/klagomål/A 10092-2025 FSC-klagomål.docx
@@ -1544,7 +1544,7 @@
     <w:r>
       <w:tab/>
       <w:tab/>
-      <w:t>2025-09-16</w:t>
+      <w:t>2025-09-17</w:t>
       <w:br/>
       <w:br/>
     </w:r>

--- a/klagomål/A 10092-2025 FSC-klagomål.docx
+++ b/klagomål/A 10092-2025 FSC-klagomål.docx
@@ -1544,7 +1544,7 @@
     <w:r>
       <w:tab/>
       <w:tab/>
-      <w:t>2025-09-17</w:t>
+      <w:t>2025-09-18</w:t>
       <w:br/>
       <w:br/>
     </w:r>

--- a/klagomål/A 10092-2025 FSC-klagomål.docx
+++ b/klagomål/A 10092-2025 FSC-klagomål.docx
@@ -1544,7 +1544,7 @@
     <w:r>
       <w:tab/>
       <w:tab/>
-      <w:t>2025-09-18</w:t>
+      <w:t>2025-09-22</w:t>
       <w:br/>
       <w:br/>
     </w:r>

--- a/klagomål/A 10092-2025 FSC-klagomål.docx
+++ b/klagomål/A 10092-2025 FSC-klagomål.docx
@@ -1544,7 +1544,7 @@
     <w:r>
       <w:tab/>
       <w:tab/>
-      <w:t>2025-09-22</w:t>
+      <w:t>2025-09-23</w:t>
       <w:br/>
       <w:br/>
     </w:r>

--- a/klagomål/A 10092-2025 FSC-klagomål.docx
+++ b/klagomål/A 10092-2025 FSC-klagomål.docx
@@ -1544,7 +1544,7 @@
     <w:r>
       <w:tab/>
       <w:tab/>
-      <w:t>2025-09-23</w:t>
+      <w:t>2025-09-24</w:t>
       <w:br/>
       <w:br/>
     </w:r>

--- a/klagomål/A 10092-2025 FSC-klagomål.docx
+++ b/klagomål/A 10092-2025 FSC-klagomål.docx
@@ -1544,7 +1544,7 @@
     <w:r>
       <w:tab/>
       <w:tab/>
-      <w:t>2025-09-24</w:t>
+      <w:t>2025-09-25</w:t>
       <w:br/>
       <w:br/>
     </w:r>

--- a/klagomål/A 10092-2025 FSC-klagomål.docx
+++ b/klagomål/A 10092-2025 FSC-klagomål.docx
@@ -1544,7 +1544,7 @@
     <w:r>
       <w:tab/>
       <w:tab/>
-      <w:t>2025-09-25</w:t>
+      <w:t>2025-09-26</w:t>
       <w:br/>
       <w:br/>
     </w:r>

--- a/klagomål/A 10092-2025 FSC-klagomål.docx
+++ b/klagomål/A 10092-2025 FSC-klagomål.docx
@@ -1544,7 +1544,7 @@
     <w:r>
       <w:tab/>
       <w:tab/>
-      <w:t>2025-09-26</w:t>
+      <w:t>2025-09-27</w:t>
       <w:br/>
       <w:br/>
     </w:r>

--- a/klagomål/A 10092-2025 FSC-klagomål.docx
+++ b/klagomål/A 10092-2025 FSC-klagomål.docx
@@ -1544,7 +1544,7 @@
     <w:r>
       <w:tab/>
       <w:tab/>
-      <w:t>2025-09-27</w:t>
+      <w:t>2025-09-28</w:t>
       <w:br/>
       <w:br/>
     </w:r>

--- a/klagomål/A 10092-2025 FSC-klagomål.docx
+++ b/klagomål/A 10092-2025 FSC-klagomål.docx
@@ -1544,7 +1544,7 @@
     <w:r>
       <w:tab/>
       <w:tab/>
-      <w:t>2025-09-28</w:t>
+      <w:t>2025-09-29</w:t>
       <w:br/>
       <w:br/>
     </w:r>

--- a/klagomål/A 10092-2025 FSC-klagomål.docx
+++ b/klagomål/A 10092-2025 FSC-klagomål.docx
@@ -1544,7 +1544,7 @@
     <w:r>
       <w:tab/>
       <w:tab/>
-      <w:t>2025-09-29</w:t>
+      <w:t>2025-09-30</w:t>
       <w:br/>
       <w:br/>
     </w:r>

--- a/klagomål/A 10092-2025 FSC-klagomål.docx
+++ b/klagomål/A 10092-2025 FSC-klagomål.docx
@@ -1544,7 +1544,7 @@
     <w:r>
       <w:tab/>
       <w:tab/>
-      <w:t>2025-09-30</w:t>
+      <w:t>2025-10-01</w:t>
       <w:br/>
       <w:br/>
     </w:r>

--- a/klagomål/A 10092-2025 FSC-klagomål.docx
+++ b/klagomål/A 10092-2025 FSC-klagomål.docx
@@ -1544,7 +1544,7 @@
     <w:r>
       <w:tab/>
       <w:tab/>
-      <w:t>2025-10-01</w:t>
+      <w:t>2025-10-02</w:t>
       <w:br/>
       <w:br/>
     </w:r>

--- a/klagomål/A 10092-2025 FSC-klagomål.docx
+++ b/klagomål/A 10092-2025 FSC-klagomål.docx
@@ -1544,7 +1544,7 @@
     <w:r>
       <w:tab/>
       <w:tab/>
-      <w:t>2025-10-02</w:t>
+      <w:t>2025-10-03</w:t>
       <w:br/>
       <w:br/>
     </w:r>

--- a/klagomål/A 10092-2025 FSC-klagomål.docx
+++ b/klagomål/A 10092-2025 FSC-klagomål.docx
@@ -1544,7 +1544,7 @@
     <w:r>
       <w:tab/>
       <w:tab/>
-      <w:t>2025-10-03</w:t>
+      <w:t>2025-10-04</w:t>
       <w:br/>
       <w:br/>
     </w:r>
